--- a/toeic_files/day14/Day14_3_LC학습지_Part_3_의도파악(함축의미)_문제.docx
+++ b/toeic_files/day14/Day14_3_LC학습지_Part_3_의도파악(함축의미)_문제.docx
@@ -7662,7 +7662,7 @@
         <w:sz w:val="16"/>
         <w:szCs w:val="16"/>
       </w:rPr>
-      <w:t xml:space="preserve">TOEIC 700+ 학습노트 · 정성윤</w:t>
+      <w:t xml:space="preserve">TOEIC 700+ 학습노트</w:t>
     </w:r>
   </w:p>
 </w:hdr>
